--- a/基础职业-猎人.docx
+++ b/基础职业-猎人.docx
@@ -3603,7 +3603,7 @@
                 <w:kern w:val="0"/>
                 <w:sz w:val="24"/>
               </w:rPr>
-              <w:t>你可以消耗任意一份草药使一名角色在本轮次结束阶段回复5点生命值，本次回复不会附加你的关键属性，而是附加你的自然熟练度</w:t>
+              <w:t>你可以消耗任意一组草药使一名角色在本轮次结束阶段回复5点生命值，本次回复不会附加你的关键属性，而是附加你的自然熟练度</w:t>
             </w:r>
           </w:p>
         </w:tc>
@@ -3628,7 +3628,7 @@
                 <w:rFonts w:ascii="楷体" w:eastAsia="楷体" w:hAnsi="楷体" w:cs="楷体" w:hint="eastAsia"/>
                 <w:sz w:val="24"/>
               </w:rPr>
-              <w:t>你的猎人职业等级到达3级时：你可以在施展荒野医疗时额外消耗一份草药，随后根据这项草药的类别在轮次结束阶段产生额外的增益效果</w:t>
+              <w:t>你的猎人职业等级到达3级时：你可以在施展荒野医疗时额外消耗一组草药，随后根据这项草药的类别在轮次结束阶段产生额外的增益效果</w:t>
             </w:r>
           </w:p>
           <w:p>
@@ -3686,8 +3686,7 @@
                 <w:rFonts w:ascii="楷体" w:eastAsia="楷体" w:hAnsi="楷体" w:cs="楷体" w:hint="eastAsia"/>
                 <w:sz w:val="24"/>
               </w:rPr>
-              <w:lastRenderedPageBreak/>
-              <w:t>你的猎人职业等级到达5级时：你可以在施展荒野医疗时额外消耗一份草药，随后根据这项草药的类别在轮次结束阶段产生额外的增益效果</w:t>
+              <w:t>你的猎人职业等级到达5级时：你可以在施展荒野医疗时额外消耗一组草药，随后根据这项草药的类别在轮次结束阶段产生额外的增益效果</w:t>
             </w:r>
           </w:p>
           <w:p>
